--- a/Report/Documentation.docx
+++ b/Report/Documentation.docx
@@ -55,7 +55,7 @@
     <w:p>
       <w:r>
         <w:pict>
-          <v:rect id="_x0000_i1025" style="width:0;height:1.5pt" o:hralign="center" o:hrstd="t" o:hr="t"/>
+          <v:rect id="_x0000_i1219" style="width:0;height:1.5pt" o:hralign="center" o:hrstd="t" o:hr="t"/>
         </w:pict>
       </w:r>
     </w:p>
@@ -92,10 +92,7 @@
         <w:t>Threat Monitoring &amp; Alert Management Platform</w:t>
       </w:r>
       <w:r>
-        <w:t xml:space="preserve"> is a Django REST API–based backend system designed to ingest security events, automatically generate alerts for high-risk activity, and provide structured alert lifecycle management. The platform supports JWT-b</w:t>
-      </w:r>
-      <w:r>
-        <w:t>ased authentication, role-based access control, and scalable RESTful APIs suitable for SOC-style monitoring tools.</w:t>
+        <w:t xml:space="preserve"> is a Django REST API–based backend system designed to ingest security events, automatically generate alerts for high-risk activity, and provide structured alert lifecycle management. The platform supports JWT-based authentication, role-based access control, and scalable RESTful APIs suitable for SOC-style monitoring tools.</w:t>
       </w:r>
     </w:p>
     <w:p>
@@ -141,10 +138,7 @@
         </w:numPr>
       </w:pPr>
       <w:r>
-        <w:t>Secure access via JWT auth</w:t>
-      </w:r>
-      <w:r>
-        <w:t>entication</w:t>
+        <w:t>Secure access via JWT authentication</w:t>
       </w:r>
     </w:p>
     <w:p>
@@ -174,7 +168,7 @@
     <w:p>
       <w:r>
         <w:pict>
-          <v:rect id="_x0000_i1026" style="width:0;height:1.5pt" o:hralign="center" o:hrstd="t" o:hr="t"/>
+          <v:rect id="_x0000_i1220" style="width:0;height:1.5pt" o:hralign="center" o:hrstd="t" o:hr="t"/>
         </w:pict>
       </w:r>
     </w:p>
@@ -259,17 +253,29 @@
           <w:b/>
           <w:bCs/>
         </w:rPr>
-        <w:t>Ale</w:t>
-      </w:r>
+        <w:t>Alert Lifecycle Management</w:t>
+      </w:r>
+      <w:r>
+        <w:t xml:space="preserve"> (Open, Acknowledged, Resolved)</w:t>
+      </w:r>
+    </w:p>
+    <w:p>
+      <w:pPr>
+        <w:pStyle w:val="Compact"/>
+        <w:numPr>
+          <w:ilvl w:val="0"/>
+          <w:numId w:val="3"/>
+        </w:numPr>
+      </w:pPr>
       <w:r>
         <w:rPr>
           <w:b/>
           <w:bCs/>
         </w:rPr>
-        <w:t>rt Lifecycle Management</w:t>
-      </w:r>
-      <w:r>
-        <w:t xml:space="preserve"> (Open, Acknowledged, Resolved)</w:t>
+        <w:t>Filtering, Ordering &amp; Pagination</w:t>
+      </w:r>
+      <w:r>
+        <w:t xml:space="preserve"> for APIs</w:t>
       </w:r>
     </w:p>
     <w:p>
@@ -285,10 +291,7 @@
           <w:b/>
           <w:bCs/>
         </w:rPr>
-        <w:t>Filtering, Ordering &amp; Pagination</w:t>
-      </w:r>
-      <w:r>
-        <w:t xml:space="preserve"> for APIs</w:t>
+        <w:t>Swagger / OpenAPI Documentation</w:t>
       </w:r>
     </w:p>
     <w:p>
@@ -304,7 +307,7 @@
           <w:b/>
           <w:bCs/>
         </w:rPr>
-        <w:t>Swagger / OpenAPI Documentation</w:t>
+        <w:t>Dockerized Deployment</w:t>
       </w:r>
     </w:p>
     <w:p>
@@ -320,7 +323,7 @@
           <w:b/>
           <w:bCs/>
         </w:rPr>
-        <w:t>Dockerized Deployment</w:t>
+        <w:t>SQLite (Dev) &amp; PostgreSQL (Prod) Support</w:t>
       </w:r>
     </w:p>
     <w:p>
@@ -336,79 +339,120 @@
           <w:b/>
           <w:bCs/>
         </w:rPr>
-        <w:t>SQLite (Dev) &amp; PostgreSQL (Prod) Support</w:t>
-      </w:r>
-    </w:p>
-    <w:p>
-      <w:pPr>
-        <w:pStyle w:val="Compact"/>
-        <w:numPr>
-          <w:ilvl w:val="0"/>
-          <w:numId w:val="3"/>
-        </w:numPr>
+        <w:t>Comprehensive Unit Tests</w:t>
+      </w:r>
+    </w:p>
+    <w:p>
+      <w:r>
+        <w:pict>
+          <v:rect id="_x0000_i1221" style="width:0;height:1.5pt" o:hralign="center" o:hrstd="t" o:hr="t"/>
+        </w:pict>
+      </w:r>
+    </w:p>
+    <w:p>
+      <w:pPr>
+        <w:pStyle w:val="Heading2"/>
+      </w:pPr>
+      <w:bookmarkStart w:id="5" w:name="architecture"/>
+      <w:bookmarkEnd w:id="4"/>
+      <w:r>
+        <w:lastRenderedPageBreak/>
+        <w:t>3. Architecture</w:t>
+      </w:r>
+    </w:p>
+    <w:p>
+      <w:pPr>
+        <w:pStyle w:val="Heading3"/>
+      </w:pPr>
+      <w:bookmarkStart w:id="6" w:name="database-schema"/>
+      <w:r>
+        <w:t>3.1 Database Schema</w:t>
+      </w:r>
+    </w:p>
+    <w:p>
+      <w:pPr>
+        <w:pStyle w:val="Heading4"/>
+      </w:pPr>
+      <w:bookmarkStart w:id="7" w:name="user-model"/>
+      <w:r>
+        <w:t>User Model</w:t>
+      </w:r>
+    </w:p>
+    <w:p>
+      <w:pPr>
+        <w:pStyle w:val="FirstParagraph"/>
+      </w:pPr>
+      <w:r>
+        <w:t xml:space="preserve">Custom user model extending </w:t>
+      </w:r>
+      <w:r>
+        <w:rPr>
+          <w:rStyle w:val="VerbatimChar"/>
+        </w:rPr>
+        <w:t>AbstractUser</w:t>
+      </w:r>
+      <w:r>
+        <w:t>.</w:t>
+      </w:r>
+    </w:p>
+    <w:p>
+      <w:pPr>
+        <w:pStyle w:val="BodyText"/>
       </w:pPr>
       <w:r>
         <w:rPr>
           <w:b/>
           <w:bCs/>
         </w:rPr>
-        <w:t>Comprehensive Unit Tests</w:t>
-      </w:r>
-    </w:p>
-    <w:p>
-      <w:r>
-        <w:pict>
-          <v:rect id="_x0000_i1027" style="width:0;height:1.5pt" o:hralign="center" o:hrstd="t" o:hr="t"/>
-        </w:pict>
-      </w:r>
-    </w:p>
-    <w:p>
-      <w:pPr>
-        <w:pStyle w:val="Heading2"/>
-      </w:pPr>
-      <w:bookmarkStart w:id="5" w:name="architecture"/>
-      <w:bookmarkEnd w:id="4"/>
-      <w:r>
-        <w:lastRenderedPageBreak/>
-        <w:t>3. Architecture</w:t>
-      </w:r>
-    </w:p>
-    <w:p>
-      <w:pPr>
-        <w:pStyle w:val="Heading3"/>
-      </w:pPr>
-      <w:bookmarkStart w:id="6" w:name="database-schema"/>
-      <w:r>
-        <w:t>3.1 Database Schema</w:t>
-      </w:r>
-    </w:p>
-    <w:p>
-      <w:pPr>
-        <w:pStyle w:val="Heading4"/>
-      </w:pPr>
-      <w:bookmarkStart w:id="7" w:name="user-model"/>
-      <w:r>
-        <w:t>U</w:t>
-      </w:r>
-      <w:r>
-        <w:t>ser Model</w:t>
-      </w:r>
-    </w:p>
-    <w:p>
-      <w:pPr>
-        <w:pStyle w:val="FirstParagraph"/>
-      </w:pPr>
-      <w:r>
-        <w:t xml:space="preserve">Custom user model extending </w:t>
+        <w:t>Fields</w:t>
+      </w:r>
+      <w:r>
+        <w:t xml:space="preserve"> - </w:t>
       </w:r>
       <w:r>
         <w:rPr>
           <w:rStyle w:val="VerbatimChar"/>
         </w:rPr>
-        <w:t>AbstractUser</w:t>
-      </w:r>
-      <w:r>
-        <w:t>.</w:t>
+        <w:t>username</w:t>
+      </w:r>
+      <w:r>
+        <w:t xml:space="preserve"> – CharField - </w:t>
+      </w:r>
+      <w:r>
+        <w:rPr>
+          <w:rStyle w:val="VerbatimChar"/>
+        </w:rPr>
+        <w:t>email</w:t>
+      </w:r>
+      <w:r>
+        <w:t xml:space="preserve"> – EmailField - </w:t>
+      </w:r>
+      <w:r>
+        <w:rPr>
+          <w:rStyle w:val="VerbatimChar"/>
+        </w:rPr>
+        <w:t>role</w:t>
+      </w:r>
+      <w:r>
+        <w:t xml:space="preserve"> – CharField (</w:t>
+      </w:r>
+      <w:r>
+        <w:rPr>
+          <w:rStyle w:val="VerbatimChar"/>
+        </w:rPr>
+        <w:t>admin</w:t>
+      </w:r>
+      <w:r>
+        <w:t xml:space="preserve">, </w:t>
+      </w:r>
+      <w:r>
+        <w:rPr>
+          <w:rStyle w:val="VerbatimChar"/>
+        </w:rPr>
+        <w:t>analyst</w:t>
+      </w:r>
+      <w:r>
+        <w:t>) - Standard Django user fields</w:t>
       </w:r>
     </w:p>
     <w:p>
@@ -420,7 +464,7 @@
           <w:b/>
           <w:bCs/>
         </w:rPr>
-        <w:t>Fields</w:t>
+        <w:t>Indexes</w:t>
       </w:r>
       <w:r>
         <w:t xml:space="preserve"> - </w:t>
@@ -429,46 +473,32 @@
         <w:rPr>
           <w:rStyle w:val="VerbatimChar"/>
         </w:rPr>
-        <w:t>username</w:t>
-      </w:r>
-      <w:r>
-        <w:t xml:space="preserve"> – CharField - </w:t>
-      </w:r>
-      <w:r>
-        <w:rPr>
-          <w:rStyle w:val="VerbatimChar"/>
-        </w:rPr>
-        <w:t>email</w:t>
-      </w:r>
-      <w:r>
-        <w:t xml:space="preserve"> – EmailField - </w:t>
-      </w:r>
-      <w:r>
-        <w:rPr>
-          <w:rStyle w:val="VerbatimChar"/>
-        </w:rPr>
         <w:t>role</w:t>
       </w:r>
-      <w:r>
-        <w:t xml:space="preserve"> – CharField (</w:t>
-      </w:r>
-      <w:r>
-        <w:rPr>
-          <w:rStyle w:val="VerbatimChar"/>
-        </w:rPr>
-        <w:t>admin</w:t>
-      </w:r>
-      <w:r>
-        <w:t xml:space="preserve">, </w:t>
-      </w:r>
-      <w:r>
-        <w:rPr>
-          <w:rStyle w:val="VerbatimChar"/>
-        </w:rPr>
-        <w:t>analyst</w:t>
-      </w:r>
-      <w:r>
-        <w:t>) - Standard Django user fields</w:t>
+    </w:p>
+    <w:p>
+      <w:r>
+        <w:pict>
+          <v:rect id="_x0000_i1222" style="width:0;height:1.5pt" o:hralign="center" o:hrstd="t" o:hr="t"/>
+        </w:pict>
+      </w:r>
+    </w:p>
+    <w:p>
+      <w:pPr>
+        <w:pStyle w:val="Heading4"/>
+      </w:pPr>
+      <w:bookmarkStart w:id="8" w:name="event-model"/>
+      <w:bookmarkEnd w:id="7"/>
+      <w:r>
+        <w:t>Event Model</w:t>
+      </w:r>
+    </w:p>
+    <w:p>
+      <w:pPr>
+        <w:pStyle w:val="FirstParagraph"/>
+      </w:pPr>
+      <w:r>
+        <w:t>Stores ingested security events.</w:t>
       </w:r>
     </w:p>
     <w:p>
@@ -480,7 +510,7 @@
           <w:b/>
           <w:bCs/>
         </w:rPr>
-        <w:t>Indexes</w:t>
+        <w:t>Fields</w:t>
       </w:r>
       <w:r>
         <w:t xml:space="preserve"> - </w:t>
@@ -489,32 +519,46 @@
         <w:rPr>
           <w:rStyle w:val="VerbatimChar"/>
         </w:rPr>
-        <w:t>role</w:t>
-      </w:r>
-    </w:p>
-    <w:p>
-      <w:r>
-        <w:pict>
-          <v:rect id="_x0000_i1028" style="width:0;height:1.5pt" o:hralign="center" o:hrstd="t" o:hr="t"/>
-        </w:pict>
-      </w:r>
-    </w:p>
-    <w:p>
-      <w:pPr>
-        <w:pStyle w:val="Heading4"/>
-      </w:pPr>
-      <w:bookmarkStart w:id="8" w:name="event-model"/>
-      <w:bookmarkEnd w:id="7"/>
-      <w:r>
-        <w:t>Event Model</w:t>
-      </w:r>
-    </w:p>
-    <w:p>
-      <w:pPr>
-        <w:pStyle w:val="FirstParagraph"/>
-      </w:pPr>
-      <w:r>
-        <w:t>Stores ingested security events.</w:t>
+        <w:t>source_name</w:t>
+      </w:r>
+      <w:r>
+        <w:t xml:space="preserve"> – Source system name - </w:t>
+      </w:r>
+      <w:r>
+        <w:rPr>
+          <w:rStyle w:val="VerbatimChar"/>
+        </w:rPr>
+        <w:t>event_type</w:t>
+      </w:r>
+      <w:r>
+        <w:t xml:space="preserve"> – Type of event - </w:t>
+      </w:r>
+      <w:r>
+        <w:rPr>
+          <w:rStyle w:val="VerbatimChar"/>
+        </w:rPr>
+        <w:t>severity</w:t>
+      </w:r>
+      <w:r>
+        <w:t xml:space="preserve"> – Low / Medium / High / Critical - </w:t>
+      </w:r>
+      <w:r>
+        <w:rPr>
+          <w:rStyle w:val="VerbatimChar"/>
+        </w:rPr>
+        <w:t>description</w:t>
+      </w:r>
+      <w:r>
+        <w:t xml:space="preserve"> – Detailed event description - </w:t>
+      </w:r>
+      <w:r>
+        <w:rPr>
+          <w:rStyle w:val="VerbatimChar"/>
+        </w:rPr>
+        <w:t>timestamp</w:t>
+      </w:r>
+      <w:r>
+        <w:t xml:space="preserve"> – Auto-generated timestamp</w:t>
       </w:r>
     </w:p>
     <w:p>
@@ -526,7 +570,7 @@
           <w:b/>
           <w:bCs/>
         </w:rPr>
-        <w:t>Fields</w:t>
+        <w:t>Indexes</w:t>
       </w:r>
       <w:r>
         <w:t xml:space="preserve"> - </w:t>
@@ -535,49 +579,34 @@
         <w:rPr>
           <w:rStyle w:val="VerbatimChar"/>
         </w:rPr>
+        <w:t>severity</w:t>
+      </w:r>
+      <w:r>
+        <w:t xml:space="preserve"> - </w:t>
+      </w:r>
+      <w:r>
+        <w:rPr>
+          <w:rStyle w:val="VerbatimChar"/>
+        </w:rPr>
+        <w:t>event_type</w:t>
+      </w:r>
+      <w:r>
+        <w:t xml:space="preserve"> - </w:t>
+      </w:r>
+      <w:r>
+        <w:rPr>
+          <w:rStyle w:val="VerbatimChar"/>
+        </w:rPr>
+        <w:t>timestamp</w:t>
+      </w:r>
+      <w:r>
+        <w:t xml:space="preserve"> - </w:t>
+      </w:r>
+      <w:r>
+        <w:rPr>
+          <w:rStyle w:val="VerbatimChar"/>
+        </w:rPr>
         <w:t>source_name</w:t>
-      </w:r>
-      <w:r>
-        <w:t xml:space="preserve"> </w:t>
-      </w:r>
-      <w:r>
-        <w:t xml:space="preserve">– Source system name - </w:t>
-      </w:r>
-      <w:r>
-        <w:rPr>
-          <w:rStyle w:val="VerbatimChar"/>
-        </w:rPr>
-        <w:t>event_type</w:t>
-      </w:r>
-      <w:r>
-        <w:t xml:space="preserve"> – Type of event - </w:t>
-      </w:r>
-      <w:r>
-        <w:rPr>
-          <w:rStyle w:val="VerbatimChar"/>
-        </w:rPr>
-        <w:t>severity</w:t>
-      </w:r>
-      <w:r>
-        <w:t xml:space="preserve"> – Low / Medium / High / Critical - </w:t>
-      </w:r>
-      <w:r>
-        <w:rPr>
-          <w:rStyle w:val="VerbatimChar"/>
-        </w:rPr>
-        <w:t>description</w:t>
-      </w:r>
-      <w:r>
-        <w:t xml:space="preserve"> – Detailed event description - </w:t>
-      </w:r>
-      <w:r>
-        <w:rPr>
-          <w:rStyle w:val="VerbatimChar"/>
-        </w:rPr>
-        <w:t>timestamp</w:t>
-      </w:r>
-      <w:r>
-        <w:t xml:space="preserve"> – Auto-generated timestamp</w:t>
       </w:r>
     </w:p>
     <w:p>
@@ -589,43 +618,35 @@
           <w:b/>
           <w:bCs/>
         </w:rPr>
-        <w:t>Indexes</w:t>
-      </w:r>
-      <w:r>
-        <w:t xml:space="preserve"> - </w:t>
-      </w:r>
-      <w:r>
-        <w:rPr>
-          <w:rStyle w:val="VerbatimChar"/>
-        </w:rPr>
-        <w:t>severity</w:t>
-      </w:r>
-      <w:r>
-        <w:t xml:space="preserve"> - </w:t>
-      </w:r>
-      <w:r>
-        <w:rPr>
-          <w:rStyle w:val="VerbatimChar"/>
-        </w:rPr>
-        <w:t>event_type</w:t>
-      </w:r>
-      <w:r>
-        <w:t xml:space="preserve"> - </w:t>
-      </w:r>
-      <w:r>
-        <w:rPr>
-          <w:rStyle w:val="VerbatimChar"/>
-        </w:rPr>
-        <w:t>timestamp</w:t>
-      </w:r>
-      <w:r>
-        <w:t xml:space="preserve"> - </w:t>
-      </w:r>
-      <w:r>
-        <w:rPr>
-          <w:rStyle w:val="VerbatimChar"/>
-        </w:rPr>
-        <w:t>source_name</w:t>
+        <w:t>Behavior</w:t>
+      </w:r>
+      <w:r>
+        <w:t xml:space="preserve"> - Automatically triggers alert creation for High/Critical severity</w:t>
+      </w:r>
+    </w:p>
+    <w:p>
+      <w:r>
+        <w:pict>
+          <v:rect id="_x0000_i1223" style="width:0;height:1.5pt" o:hralign="center" o:hrstd="t" o:hr="t"/>
+        </w:pict>
+      </w:r>
+    </w:p>
+    <w:p>
+      <w:pPr>
+        <w:pStyle w:val="Heading4"/>
+      </w:pPr>
+      <w:bookmarkStart w:id="9" w:name="alert-model"/>
+      <w:bookmarkEnd w:id="8"/>
+      <w:r>
+        <w:t>Alert Model</w:t>
+      </w:r>
+    </w:p>
+    <w:p>
+      <w:pPr>
+        <w:pStyle w:val="FirstParagraph"/>
+      </w:pPr>
+      <w:r>
+        <w:t>Tracks security alerts derived from events.</w:t>
       </w:r>
     </w:p>
     <w:p>
@@ -637,38 +658,46 @@
           <w:b/>
           <w:bCs/>
         </w:rPr>
-        <w:t>Behavior</w:t>
-      </w:r>
-      <w:r>
-        <w:t xml:space="preserve"> - Automatical</w:t>
-      </w:r>
-      <w:r>
-        <w:t>ly triggers alert creation for High/Critical severity</w:t>
-      </w:r>
-    </w:p>
-    <w:p>
-      <w:r>
-        <w:pict>
-          <v:rect id="_x0000_i1029" style="width:0;height:1.5pt" o:hralign="center" o:hrstd="t" o:hr="t"/>
-        </w:pict>
-      </w:r>
-    </w:p>
-    <w:p>
-      <w:pPr>
-        <w:pStyle w:val="Heading4"/>
-      </w:pPr>
-      <w:bookmarkStart w:id="9" w:name="alert-model"/>
-      <w:bookmarkEnd w:id="8"/>
-      <w:r>
-        <w:t>Alert Model</w:t>
-      </w:r>
-    </w:p>
-    <w:p>
-      <w:pPr>
-        <w:pStyle w:val="FirstParagraph"/>
-      </w:pPr>
-      <w:r>
-        <w:t>Tracks security alerts derived from events.</w:t>
+        <w:t>Fields</w:t>
+      </w:r>
+      <w:r>
+        <w:t xml:space="preserve"> - </w:t>
+      </w:r>
+      <w:r>
+        <w:rPr>
+          <w:rStyle w:val="VerbatimChar"/>
+        </w:rPr>
+        <w:t>event</w:t>
+      </w:r>
+      <w:r>
+        <w:t xml:space="preserve"> – ForeignKey to Event - </w:t>
+      </w:r>
+      <w:r>
+        <w:rPr>
+          <w:rStyle w:val="VerbatimChar"/>
+        </w:rPr>
+        <w:t>status</w:t>
+      </w:r>
+      <w:r>
+        <w:t xml:space="preserve"> – Open / Acknowledged / Resolved - </w:t>
+      </w:r>
+      <w:r>
+        <w:rPr>
+          <w:rStyle w:val="VerbatimChar"/>
+        </w:rPr>
+        <w:t>created_at</w:t>
+      </w:r>
+      <w:r>
+        <w:t xml:space="preserve"> – Alert creation timestamp - </w:t>
+      </w:r>
+      <w:r>
+        <w:rPr>
+          <w:rStyle w:val="VerbatimChar"/>
+        </w:rPr>
+        <w:t>resolved_at</w:t>
+      </w:r>
+      <w:r>
+        <w:t xml:space="preserve"> – Resolution timestamp (nullable)</w:t>
       </w:r>
     </w:p>
     <w:p>
@@ -680,7 +709,7 @@
           <w:b/>
           <w:bCs/>
         </w:rPr>
-        <w:t>Fields</w:t>
+        <w:t>Indexes</w:t>
       </w:r>
       <w:r>
         <w:t xml:space="preserve"> - </w:t>
@@ -689,40 +718,25 @@
         <w:rPr>
           <w:rStyle w:val="VerbatimChar"/>
         </w:rPr>
+        <w:t>status</w:t>
+      </w:r>
+      <w:r>
+        <w:t xml:space="preserve"> - </w:t>
+      </w:r>
+      <w:r>
+        <w:rPr>
+          <w:rStyle w:val="VerbatimChar"/>
+        </w:rPr>
+        <w:t>created_at</w:t>
+      </w:r>
+      <w:r>
+        <w:t xml:space="preserve"> - </w:t>
+      </w:r>
+      <w:r>
+        <w:rPr>
+          <w:rStyle w:val="VerbatimChar"/>
+        </w:rPr>
         <w:t>event</w:t>
-      </w:r>
-      <w:r>
-        <w:t xml:space="preserve"> – ForeignKey to Event - </w:t>
-      </w:r>
-      <w:r>
-        <w:rPr>
-          <w:rStyle w:val="VerbatimChar"/>
-        </w:rPr>
-        <w:t>status</w:t>
-      </w:r>
-      <w:r>
-        <w:t xml:space="preserve"> – Open / Acknowledged / Resolved - </w:t>
-      </w:r>
-      <w:r>
-        <w:rPr>
-          <w:rStyle w:val="VerbatimChar"/>
-        </w:rPr>
-        <w:t>created_at</w:t>
-      </w:r>
-      <w:r>
-        <w:t xml:space="preserve"> – Alert creation timestamp - </w:t>
-      </w:r>
-      <w:r>
-        <w:rPr>
-          <w:rStyle w:val="VerbatimChar"/>
-        </w:rPr>
-        <w:t>resolved_at</w:t>
-      </w:r>
-      <w:r>
-        <w:t xml:space="preserve"> – Resolutio</w:t>
-      </w:r>
-      <w:r>
-        <w:t>n timestamp (nullable)</w:t>
       </w:r>
     </w:p>
     <w:p>
@@ -734,58 +748,228 @@
           <w:b/>
           <w:bCs/>
         </w:rPr>
-        <w:t>Indexes</w:t>
-      </w:r>
-      <w:r>
-        <w:t xml:space="preserve"> - </w:t>
-      </w:r>
-      <w:r>
-        <w:rPr>
-          <w:rStyle w:val="VerbatimChar"/>
-        </w:rPr>
-        <w:t>status</w:t>
-      </w:r>
-      <w:r>
-        <w:t xml:space="preserve"> - </w:t>
-      </w:r>
-      <w:r>
-        <w:rPr>
-          <w:rStyle w:val="VerbatimChar"/>
-        </w:rPr>
-        <w:t>created_at</w:t>
-      </w:r>
-      <w:r>
-        <w:t xml:space="preserve"> - </w:t>
-      </w:r>
-      <w:r>
-        <w:rPr>
-          <w:rStyle w:val="VerbatimChar"/>
-        </w:rPr>
-        <w:t>event</w:t>
-      </w:r>
+        <w:t>Relationships</w:t>
+      </w:r>
+      <w:r>
+        <w:t xml:space="preserve"> - One Event → Many Alerts</w:t>
+      </w:r>
+    </w:p>
+    <w:p>
+      <w:r>
+        <w:pict>
+          <v:rect id="_x0000_i1236" style="width:0;height:1.5pt" o:hralign="center" o:bullet="t" o:hrstd="t" o:hr="t"/>
+        </w:pict>
+      </w:r>
+    </w:p>
+    <w:p>
+      <w:pPr>
+        <w:pStyle w:val="Heading2"/>
+      </w:pPr>
+    </w:p>
+    <w:p>
+      <w:pPr>
+        <w:pStyle w:val="Heading2"/>
+      </w:pPr>
     </w:p>
     <w:p>
       <w:pPr>
         <w:pStyle w:val="BodyText"/>
       </w:pPr>
-      <w:r>
-        <w:rPr>
-          <w:b/>
-          <w:bCs/>
-        </w:rPr>
-        <w:t>Relationships</w:t>
-      </w:r>
-      <w:r>
-        <w:t xml:space="preserve"> - One Event → Many Alerts</w:t>
-      </w:r>
-    </w:p>
-    <w:p>
-      <w:r>
-        <w:pict>
-          <v:rect id="_x0000_i1030" style="width:0;height:1.5pt" o:hralign="center" o:hrstd="t" o:hr="t"/>
-        </w:pict>
-      </w:r>
-    </w:p>
+    </w:p>
+    <w:p>
+      <w:pPr>
+        <w:pStyle w:val="Heading2"/>
+      </w:pPr>
+      <w:r>
+        <w:lastRenderedPageBreak/>
+        <w:t>4</w:t>
+      </w:r>
+      <w:r>
+        <w:t xml:space="preserve">. </w:t>
+      </w:r>
+      <w:r>
+        <w:t>Screenshots</w:t>
+      </w:r>
+    </w:p>
+    <w:p>
+      <w:pPr>
+        <w:pStyle w:val="Heading3"/>
+      </w:pPr>
+      <w:r>
+        <w:t>4</w:t>
+      </w:r>
+      <w:r>
+        <w:t>.1 Swagger UI</w:t>
+      </w:r>
+    </w:p>
+    <w:p>
+      <w:r>
+        <w:drawing>
+          <wp:inline distT="0" distB="0" distL="0" distR="0" wp14:anchorId="7E6DFB01" wp14:editId="50F4367C">
+            <wp:extent cx="5067300" cy="3245021"/>
+            <wp:effectExtent l="0" t="0" r="0" b="0"/>
+            <wp:docPr id="1" name="Picture 1"/>
+            <wp:cNvGraphicFramePr>
+              <a:graphicFrameLocks xmlns:a="http://schemas.openxmlformats.org/drawingml/2006/main" noChangeAspect="1"/>
+            </wp:cNvGraphicFramePr>
+            <a:graphic xmlns:a="http://schemas.openxmlformats.org/drawingml/2006/main">
+              <a:graphicData uri="http://schemas.openxmlformats.org/drawingml/2006/picture">
+                <pic:pic xmlns:pic="http://schemas.openxmlformats.org/drawingml/2006/picture">
+                  <pic:nvPicPr>
+                    <pic:cNvPr id="1" name=""/>
+                    <pic:cNvPicPr/>
+                  </pic:nvPicPr>
+                  <pic:blipFill>
+                    <a:blip r:embed="rId5"/>
+                    <a:stretch>
+                      <a:fillRect/>
+                    </a:stretch>
+                  </pic:blipFill>
+                  <pic:spPr>
+                    <a:xfrm>
+                      <a:off x="0" y="0"/>
+                      <a:ext cx="5101028" cy="3266620"/>
+                    </a:xfrm>
+                    <a:prstGeom prst="rect">
+                      <a:avLst/>
+                    </a:prstGeom>
+                  </pic:spPr>
+                </pic:pic>
+              </a:graphicData>
+            </a:graphic>
+          </wp:inline>
+        </w:drawing>
+      </w:r>
+    </w:p>
+    <w:p>
+      <w:pPr>
+        <w:pStyle w:val="BodyText"/>
+      </w:pPr>
+    </w:p>
+    <w:p>
+      <w:pPr>
+        <w:pStyle w:val="Heading3"/>
+      </w:pPr>
+      <w:r>
+        <w:t>4.</w:t>
+      </w:r>
+      <w:r>
+        <w:t>2</w:t>
+      </w:r>
+      <w:r>
+        <w:t xml:space="preserve"> Admin Panel</w:t>
+      </w:r>
+    </w:p>
+    <w:p>
+      <w:r>
+        <w:drawing>
+          <wp:inline distT="0" distB="0" distL="0" distR="0" wp14:anchorId="14973C89" wp14:editId="7A6A9B26">
+            <wp:extent cx="5076825" cy="3251121"/>
+            <wp:effectExtent l="0" t="0" r="0" b="6985"/>
+            <wp:docPr id="2" name="Picture 2"/>
+            <wp:cNvGraphicFramePr>
+              <a:graphicFrameLocks xmlns:a="http://schemas.openxmlformats.org/drawingml/2006/main" noChangeAspect="1"/>
+            </wp:cNvGraphicFramePr>
+            <a:graphic xmlns:a="http://schemas.openxmlformats.org/drawingml/2006/main">
+              <a:graphicData uri="http://schemas.openxmlformats.org/drawingml/2006/picture">
+                <pic:pic xmlns:pic="http://schemas.openxmlformats.org/drawingml/2006/picture">
+                  <pic:nvPicPr>
+                    <pic:cNvPr id="1" name=""/>
+                    <pic:cNvPicPr/>
+                  </pic:nvPicPr>
+                  <pic:blipFill>
+                    <a:blip r:embed="rId6"/>
+                    <a:stretch>
+                      <a:fillRect/>
+                    </a:stretch>
+                  </pic:blipFill>
+                  <pic:spPr>
+                    <a:xfrm>
+                      <a:off x="0" y="0"/>
+                      <a:ext cx="5133944" cy="3287699"/>
+                    </a:xfrm>
+                    <a:prstGeom prst="rect">
+                      <a:avLst/>
+                    </a:prstGeom>
+                  </pic:spPr>
+                </pic:pic>
+              </a:graphicData>
+            </a:graphic>
+          </wp:inline>
+        </w:drawing>
+      </w:r>
+    </w:p>
+    <w:p/>
+    <w:p>
+      <w:pPr>
+        <w:pStyle w:val="Heading3"/>
+      </w:pPr>
+      <w:r>
+        <w:lastRenderedPageBreak/>
+        <w:t>4.</w:t>
+      </w:r>
+      <w:r>
+        <w:t>3</w:t>
+      </w:r>
+      <w:r>
+        <w:t xml:space="preserve"> </w:t>
+      </w:r>
+      <w:r>
+        <w:t>T</w:t>
+      </w:r>
+      <w:r>
+        <w:t xml:space="preserve">ests </w:t>
+      </w:r>
+      <w:r>
+        <w:t>P</w:t>
+      </w:r>
+      <w:r>
+        <w:t>ass</w:t>
+      </w:r>
+      <w:r>
+        <w:t>ed</w:t>
+      </w:r>
+    </w:p>
+    <w:p>
+      <w:r>
+        <w:drawing>
+          <wp:inline distT="0" distB="0" distL="0" distR="0" wp14:anchorId="309CE270" wp14:editId="13D345DF">
+            <wp:extent cx="5943600" cy="3961130"/>
+            <wp:effectExtent l="0" t="0" r="0" b="1270"/>
+            <wp:docPr id="4" name="Picture 4"/>
+            <wp:cNvGraphicFramePr>
+              <a:graphicFrameLocks xmlns:a="http://schemas.openxmlformats.org/drawingml/2006/main" noChangeAspect="1"/>
+            </wp:cNvGraphicFramePr>
+            <a:graphic xmlns:a="http://schemas.openxmlformats.org/drawingml/2006/main">
+              <a:graphicData uri="http://schemas.openxmlformats.org/drawingml/2006/picture">
+                <pic:pic xmlns:pic="http://schemas.openxmlformats.org/drawingml/2006/picture">
+                  <pic:nvPicPr>
+                    <pic:cNvPr id="1" name=""/>
+                    <pic:cNvPicPr/>
+                  </pic:nvPicPr>
+                  <pic:blipFill>
+                    <a:blip r:embed="rId7"/>
+                    <a:stretch>
+                      <a:fillRect/>
+                    </a:stretch>
+                  </pic:blipFill>
+                  <pic:spPr>
+                    <a:xfrm>
+                      <a:off x="0" y="0"/>
+                      <a:ext cx="5943600" cy="3961130"/>
+                    </a:xfrm>
+                    <a:prstGeom prst="rect">
+                      <a:avLst/>
+                    </a:prstGeom>
+                  </pic:spPr>
+                </pic:pic>
+              </a:graphicData>
+            </a:graphic>
+          </wp:inline>
+        </w:drawing>
+      </w:r>
+    </w:p>
+    <w:p/>
     <w:p>
       <w:pPr>
         <w:pStyle w:val="Heading2"/>
@@ -795,7 +979,10 @@
       <w:bookmarkEnd w:id="6"/>
       <w:bookmarkEnd w:id="9"/>
       <w:r>
-        <w:t>4. Technology Stack</w:t>
+        <w:t>5</w:t>
+      </w:r>
+      <w:r>
+        <w:t>. Technology Stack</w:t>
       </w:r>
     </w:p>
     <w:p>
@@ -850,7 +1037,6 @@
       <w:bookmarkStart w:id="12" w:name="database"/>
       <w:bookmarkEnd w:id="11"/>
       <w:r>
-        <w:lastRenderedPageBreak/>
         <w:t>Database</w:t>
       </w:r>
     </w:p>
@@ -885,10 +1071,7 @@
       <w:bookmarkStart w:id="13" w:name="libraries-tools"/>
       <w:bookmarkEnd w:id="12"/>
       <w:r>
-        <w:t>Libraries &amp; Too</w:t>
-      </w:r>
-      <w:r>
-        <w:t>ls</w:t>
+        <w:t>Libraries &amp; Tools</w:t>
       </w:r>
     </w:p>
     <w:p>
@@ -960,6 +1143,7 @@
         </w:numPr>
       </w:pPr>
       <w:r>
+        <w:lastRenderedPageBreak/>
         <w:t>python-decouple</w:t>
       </w:r>
     </w:p>
@@ -1012,7 +1196,7 @@
     <w:p>
       <w:r>
         <w:pict>
-          <v:rect id="_x0000_i1031" style="width:0;height:1.5pt" o:hralign="center" o:hrstd="t" o:hr="t"/>
+          <v:rect id="_x0000_i1224" style="width:0;height:1.5pt" o:hralign="center" o:hrstd="t" o:hr="t"/>
         </w:pict>
       </w:r>
     </w:p>
@@ -1024,7 +1208,10 @@
       <w:bookmarkEnd w:id="10"/>
       <w:bookmarkEnd w:id="14"/>
       <w:r>
-        <w:t>5. API Design</w:t>
+        <w:t>6</w:t>
+      </w:r>
+      <w:r>
+        <w:t>. API Design</w:t>
       </w:r>
     </w:p>
     <w:p>
@@ -1140,7 +1327,7 @@
     <w:p>
       <w:r>
         <w:pict>
-          <v:rect id="_x0000_i1032" style="width:0;height:1.5pt" o:hralign="center" o:hrstd="t" o:hr="t"/>
+          <v:rect id="_x0000_i1225" style="width:0;height:1.5pt" o:hralign="center" o:hrstd="t" o:hr="t"/>
         </w:pict>
       </w:r>
     </w:p>
@@ -1273,7 +1460,7 @@
     <w:p>
       <w:r>
         <w:pict>
-          <v:rect id="_x0000_i1033" style="width:0;height:1.5pt" o:hralign="center" o:hrstd="t" o:hr="t"/>
+          <v:rect id="_x0000_i1226" style="width:0;height:1.5pt" o:hralign="center" o:hrstd="t" o:hr="t"/>
         </w:pict>
       </w:r>
     </w:p>
@@ -1435,7 +1622,7 @@
     <w:p>
       <w:r>
         <w:pict>
-          <v:rect id="_x0000_i1034" style="width:0;height:1.5pt" o:hralign="center" o:hrstd="t" o:hr="t"/>
+          <v:rect id="_x0000_i1227" style="width:0;height:1.5pt" o:hralign="center" o:hrstd="t" o:hr="t"/>
         </w:pict>
       </w:r>
     </w:p>
@@ -1446,7 +1633,6 @@
       <w:bookmarkStart w:id="19" w:name="documentation"/>
       <w:bookmarkEnd w:id="18"/>
       <w:r>
-        <w:lastRenderedPageBreak/>
         <w:t>Documentation</w:t>
       </w:r>
     </w:p>
@@ -1558,7 +1744,7 @@
     <w:p>
       <w:r>
         <w:pict>
-          <v:rect id="_x0000_i1035" style="width:0;height:1.5pt" o:hralign="center" o:hrstd="t" o:hr="t"/>
+          <v:rect id="_x0000_i1228" style="width:0;height:1.5pt" o:hralign="center" o:hrstd="t" o:hr="t"/>
         </w:pict>
       </w:r>
     </w:p>
@@ -1570,7 +1756,10 @@
       <w:bookmarkEnd w:id="15"/>
       <w:bookmarkEnd w:id="19"/>
       <w:r>
-        <w:t>6. Business Logic</w:t>
+        <w:t>7</w:t>
+      </w:r>
+      <w:r>
+        <w:t>. Business Logic</w:t>
       </w:r>
     </w:p>
     <w:p>
@@ -1645,6 +1834,7 @@
           <w:b/>
           <w:bCs/>
         </w:rPr>
+        <w:lastRenderedPageBreak/>
         <w:t>Status Management</w:t>
       </w:r>
     </w:p>
@@ -1694,7 +1884,7 @@
     <w:p>
       <w:r>
         <w:pict>
-          <v:rect id="_x0000_i1036" style="width:0;height:1.5pt" o:hralign="center" o:hrstd="t" o:hr="t"/>
+          <v:rect id="_x0000_i1229" style="width:0;height:1.5pt" o:hralign="center" o:hrstd="t" o:hr="t"/>
         </w:pict>
       </w:r>
     </w:p>
@@ -1705,7 +1895,10 @@
       <w:bookmarkStart w:id="21" w:name="security-model"/>
       <w:bookmarkEnd w:id="20"/>
       <w:r>
-        <w:t>7. Security Model</w:t>
+        <w:t>8</w:t>
+      </w:r>
+      <w:r>
+        <w:t>. Security Model</w:t>
       </w:r>
     </w:p>
     <w:p>
@@ -1783,7 +1976,7 @@
     <w:p>
       <w:r>
         <w:pict>
-          <v:rect id="_x0000_i1037" style="width:0;height:1.5pt" o:hralign="center" o:hrstd="t" o:hr="t"/>
+          <v:rect id="_x0000_i1230" style="width:0;height:1.5pt" o:hralign="center" o:hrstd="t" o:hr="t"/>
         </w:pict>
       </w:r>
     </w:p>
@@ -1794,7 +1987,10 @@
       <w:bookmarkStart w:id="22" w:name="environment-configuration"/>
       <w:bookmarkEnd w:id="21"/>
       <w:r>
-        <w:t>8. Environment Configuration</w:t>
+        <w:t>9</w:t>
+      </w:r>
+      <w:r>
+        <w:t>. Environment Configuration</w:t>
       </w:r>
     </w:p>
     <w:p>
@@ -1840,28 +2036,22 @@
         <w:rPr>
           <w:rStyle w:val="VerbatimChar"/>
         </w:rPr>
-        <w:t>DATABASE_UR</w:t>
+        <w:t>DATABASE_URL=sqlite:///db.sqlite3</w:t>
+      </w:r>
+      <w:r>
+        <w:br/>
       </w:r>
       <w:r>
         <w:rPr>
           <w:rStyle w:val="VerbatimChar"/>
         </w:rPr>
-        <w:t>L=sqlite:///db.sqlite3</w:t>
-      </w:r>
-      <w:r>
-        <w:br/>
-      </w:r>
-      <w:r>
-        <w:rPr>
-          <w:rStyle w:val="VerbatimChar"/>
-        </w:rPr>
         <w:t>ALLOWED_HOSTS=127.0.0.1,localhost</w:t>
       </w:r>
     </w:p>
     <w:p>
       <w:r>
         <w:pict>
-          <v:rect id="_x0000_i1038" style="width:0;height:1.5pt" o:hralign="center" o:hrstd="t" o:hr="t"/>
+          <v:rect id="_x0000_i1231" style="width:0;height:1.5pt" o:hralign="center" o:hrstd="t" o:hr="t"/>
         </w:pict>
       </w:r>
     </w:p>
@@ -1872,7 +2062,10 @@
       <w:bookmarkStart w:id="23" w:name="docker-support"/>
       <w:bookmarkEnd w:id="22"/>
       <w:r>
-        <w:t>9. Docker Support</w:t>
+        <w:t>10</w:t>
+      </w:r>
+      <w:r>
+        <w:t>. Docker Support</w:t>
       </w:r>
     </w:p>
     <w:p>
@@ -1909,7 +2102,7 @@
     <w:p>
       <w:r>
         <w:pict>
-          <v:rect id="_x0000_i1039" style="width:0;height:1.5pt" o:hralign="center" o:hrstd="t" o:hr="t"/>
+          <v:rect id="_x0000_i1232" style="width:0;height:1.5pt" o:hralign="center" o:hrstd="t" o:hr="t"/>
         </w:pict>
       </w:r>
     </w:p>
@@ -1920,8 +2113,13 @@
       <w:bookmarkStart w:id="24" w:name="testing"/>
       <w:bookmarkEnd w:id="23"/>
       <w:r>
-        <w:lastRenderedPageBreak/>
-        <w:t>10. Testing</w:t>
+        <w:t>1</w:t>
+      </w:r>
+      <w:r>
+        <w:t>1</w:t>
+      </w:r>
+      <w:r>
+        <w:t>. Testing</w:t>
       </w:r>
     </w:p>
     <w:p>
@@ -1963,7 +2161,7 @@
     <w:p>
       <w:r>
         <w:pict>
-          <v:rect id="_x0000_i1040" style="width:0;height:1.5pt" o:hralign="center" o:hrstd="t" o:hr="t"/>
+          <v:rect id="_x0000_i1233" style="width:0;height:1.5pt" o:hralign="center" o:hrstd="t" o:hr="t"/>
         </w:pict>
       </w:r>
     </w:p>
@@ -1974,7 +2172,13 @@
       <w:bookmarkStart w:id="25" w:name="future-enhancements"/>
       <w:bookmarkEnd w:id="24"/>
       <w:r>
-        <w:t>11. Future Enhancements</w:t>
+        <w:t>1</w:t>
+      </w:r>
+      <w:r>
+        <w:t>2</w:t>
+      </w:r>
+      <w:r>
+        <w:t>. Future Enhancements</w:t>
       </w:r>
     </w:p>
     <w:p>
@@ -2022,6 +2226,7 @@
         </w:numPr>
       </w:pPr>
       <w:r>
+        <w:lastRenderedPageBreak/>
         <w:t>Alert correlation and deduplication</w:t>
       </w:r>
     </w:p>
@@ -2040,7 +2245,7 @@
     <w:p>
       <w:r>
         <w:pict>
-          <v:rect id="_x0000_i1041" style="width:0;height:1.5pt" o:hralign="center" o:hrstd="t" o:hr="t"/>
+          <v:rect id="_x0000_i1234" style="width:0;height:1.5pt" o:hralign="center" o:hrstd="t" o:hr="t"/>
         </w:pict>
       </w:r>
     </w:p>
@@ -2051,10 +2256,13 @@
       <w:bookmarkStart w:id="26" w:name="license"/>
       <w:bookmarkEnd w:id="25"/>
       <w:r>
-        <w:t>12. Li</w:t>
-      </w:r>
-      <w:r>
-        <w:t>cense</w:t>
+        <w:t>1</w:t>
+      </w:r>
+      <w:r>
+        <w:t>3</w:t>
+      </w:r>
+      <w:r>
+        <w:t>. License</w:t>
       </w:r>
     </w:p>
     <w:p>
@@ -2068,7 +2276,7 @@
     <w:p>
       <w:r>
         <w:pict>
-          <v:rect id="_x0000_i1042" style="width:0;height:1.5pt" o:hralign="center" o:hrstd="t" o:hr="t"/>
+          <v:rect id="_x0000_i1235" style="width:0;height:1.5pt" o:hralign="center" o:hrstd="t" o:hr="t"/>
         </w:pict>
       </w:r>
     </w:p>
@@ -2110,6 +2318,11 @@
 
 <file path=word/numbering.xml><?xml version="1.0" encoding="utf-8"?>
 <w:numbering xmlns:wpc="http://schemas.microsoft.com/office/word/2010/wordprocessingCanvas" xmlns:cx="http://schemas.microsoft.com/office/drawing/2014/chartex" xmlns:cx1="http://schemas.microsoft.com/office/drawing/2015/9/8/chartex" xmlns:cx2="http://schemas.microsoft.com/office/drawing/2015/10/21/chartex" xmlns:cx3="http://schemas.microsoft.com/office/drawing/2016/5/9/chartex" xmlns:cx4="http://schemas.microsoft.com/office/drawing/2016/5/10/chartex" xmlns:cx5="http://schemas.microsoft.com/office/drawing/2016/5/11/chartex" xmlns:cx6="http://schemas.microsoft.com/office/drawing/2016/5/12/chartex" xmlns:cx7="http://schemas.microsoft.com/office/drawing/2016/5/13/chartex" xmlns:cx8="http://schemas.microsoft.com/office/drawing/2016/5/14/chartex" xmlns:mc="http://schemas.openxmlformats.org/markup-compatibility/2006" xmlns:aink="http://schemas.microsoft.com/office/drawing/2016/ink" xmlns:am3d="http://schemas.microsoft.com/office/drawing/2017/model3d" xmlns:o="urn:schemas-microsoft-com:office:office" xmlns:r="http://schemas.openxmlformats.org/officeDocument/2006/relationships" xmlns:m="http://schemas.openxmlformats.org/officeDocument/2006/math" xmlns:v="urn:schemas-microsoft-com:vml" xmlns:wp14="http://schemas.microsoft.com/office/word/2010/wordprocessingDrawing" xmlns:wp="http://schemas.openxmlformats.org/drawingml/2006/wordprocessingDrawing" xmlns:w10="urn:schemas-microsoft-com:office:word" xmlns:w="http://schemas.openxmlformats.org/wordprocessingml/2006/main" xmlns:w14="http://schemas.microsoft.com/office/word/2010/wordml" xmlns:w15="http://schemas.microsoft.com/office/word/2012/wordml" xmlns:w16cid="http://schemas.microsoft.com/office/word/2016/wordml/cid" xmlns:w16se="http://schemas.microsoft.com/office/word/2015/wordml/symex" xmlns:wpg="http://schemas.microsoft.com/office/word/2010/wordprocessingGroup" xmlns:wpi="http://schemas.microsoft.com/office/word/2010/wordprocessingInk" xmlns:wne="http://schemas.microsoft.com/office/word/2006/wordml" xmlns:wps="http://schemas.microsoft.com/office/word/2010/wordprocessingShape" mc:Ignorable="w14 w15 w16se w16cid wp14">
+  <w:numPicBullet w:numPicBulletId="0">
+    <w:pict>
+      <v:rect id="_x0000_i1031" style="width:0;height:1.5pt" o:hralign="center" o:bullet="t" o:hrstd="t" o:hr="t"/>
+    </w:pict>
+  </w:numPicBullet>
   <w:abstractNum w:abstractNumId="0" w15:restartNumberingAfterBreak="0">
     <w:nsid w:val="0000A990"/>
     <w:multiLevelType w:val="multilevel"/>
@@ -2351,6 +2564,8 @@
     </w:pPrDefault>
   </w:docDefaults>
   <w:latentStyles w:defLockedState="0" w:defUIPriority="0" w:defSemiHidden="0" w:defUnhideWhenUsed="0" w:defQFormat="0" w:count="375">
+    <w:lsdException w:name="heading 2" w:uiPriority="9" w:qFormat="1"/>
+    <w:lsdException w:name="heading 3" w:uiPriority="9" w:qFormat="1"/>
     <w:lsdException w:name="heading 6" w:semiHidden="1" w:unhideWhenUsed="1"/>
     <w:lsdException w:name="index 3" w:semiHidden="1" w:unhideWhenUsed="1"/>
     <w:lsdException w:name="index 4" w:semiHidden="1" w:unhideWhenUsed="1"/>
@@ -2488,6 +2703,13 @@
     <w:lsdException w:name="Light Shading"/>
     <w:lsdException w:name="Light List"/>
     <w:lsdException w:name="Light Grid"/>
+    <w:lsdException w:name="Medium Shading 1"/>
+    <w:lsdException w:name="Medium Shading 2"/>
+    <w:lsdException w:name="Medium List 1"/>
+    <w:lsdException w:name="Medium List 2"/>
+    <w:lsdException w:name="Medium Grid 1"/>
+    <w:lsdException w:name="Medium Grid 2"/>
+    <w:lsdException w:name="Medium Grid 3"/>
     <w:lsdException w:name="Dark List"/>
     <w:lsdException w:name="Colorful Shading"/>
     <w:lsdException w:name="Colorful List"/>
@@ -2710,7 +2932,6 @@
     <w:next w:val="BodyText"/>
     <w:link w:val="Heading2Char"/>
     <w:uiPriority w:val="9"/>
-    <w:semiHidden/>
     <w:unhideWhenUsed/>
     <w:qFormat/>
     <w:rsid w:val="00A10FD9"/>
@@ -2733,7 +2954,6 @@
     <w:next w:val="BodyText"/>
     <w:link w:val="Heading3Char"/>
     <w:uiPriority w:val="9"/>
-    <w:semiHidden/>
     <w:unhideWhenUsed/>
     <w:qFormat/>
     <w:rsid w:val="00A10FD9"/>
@@ -3074,7 +3294,6 @@
     <w:basedOn w:val="DefaultParagraphFont"/>
     <w:link w:val="Heading2"/>
     <w:uiPriority w:val="9"/>
-    <w:semiHidden/>
     <w:rsid w:val="00A10FD9"/>
     <w:rPr>
       <w:rFonts w:asciiTheme="majorHAnsi" w:eastAsiaTheme="majorEastAsia" w:hAnsiTheme="majorHAnsi" w:cstheme="majorBidi"/>
@@ -3088,7 +3307,6 @@
     <w:basedOn w:val="DefaultParagraphFont"/>
     <w:link w:val="Heading3"/>
     <w:uiPriority w:val="9"/>
-    <w:semiHidden/>
     <w:rsid w:val="00A10FD9"/>
     <w:rPr>
       <w:rFonts w:eastAsiaTheme="majorEastAsia" w:cstheme="majorBidi"/>
